--- a/redaction/chapitre18/paragraphes.docx
+++ b/redaction/chapitre18/paragraphes.docx
@@ -2,13 +2,14 @@
 <file path=word/document.xml><?xml version="1.0" encoding="utf-8"?>
 <w:document xmlns:w="http://schemas.openxmlformats.org/wordprocessingml/2006/main" xmlns:m="http://schemas.openxmlformats.org/officeDocument/2006/math" xmlns:r="http://schemas.openxmlformats.org/officeDocument/2006/relationships" xmlns:o="urn:schemas-microsoft-com:office:office" xmlns:v="urn:schemas-microsoft-com:vml" xmlns:w10="urn:schemas-microsoft-com:office:word" xmlns:a="http://schemas.openxmlformats.org/drawingml/2006/main" xmlns:pic="http://schemas.openxmlformats.org/drawingml/2006/picture" xmlns:wp="http://schemas.openxmlformats.org/drawingml/2006/wordprocessingDrawing">
   <w:body>
-    <w:bookmarkStart w:id="27" w:name="chapitre-16-accès-aux-bases-de-données"/>
+    <w:bookmarkStart w:id="27" w:name="chapitre-18-accès-aux-bases-de-données"/>
     <w:p>
       <w:pPr>
         <w:pStyle w:val="Heading1"/>
-      </w:pPr>
-      <w:r>
-        <w:t xml:space="preserve">Chapitre 16 : Accès aux bases de données</w:t>
+        <w:pageBreakBefore/>
+      </w:pPr>
+      <w:r>
+        <w:t xml:space="preserve">Chapitre 18 : Accès aux bases de données</w:t>
       </w:r>
     </w:p>
     <w:p>
@@ -137,6 +138,14 @@
     <w:p>
       <w:pPr>
         <w:pStyle w:val="SourceCode"/>
+        <w:pBdr>
+          <w:top w:val="single" w:sz="6" w:space="8" w:color="9AA5B1"/>
+          <w:left w:val="single" w:sz="6" w:space="8" w:color="9AA5B1"/>
+          <w:bottom w:val="single" w:sz="6" w:space="8" w:color="9AA5B1"/>
+          <w:right w:val="single" w:sz="6" w:space="8" w:color="9AA5B1"/>
+        </w:pBdr>
+        <w:spacing w:before="120" w:after="120" w:line="240" w:lineRule="auto"/>
+        <w:ind w:left="180" w:right="180"/>
       </w:pPr>
       <w:r>
         <w:rPr>
@@ -157,6 +166,12 @@
     <w:p>
       <w:pPr>
         <w:pStyle w:val="BlockText"/>
+        <w:shd w:val="clear" w:color="auto" w:fill="EAF6FB"/>
+        <w:spacing w:before="100" w:after="100"/>
+        <w:ind w:left="180" w:right="180"/>
+        <w:pBdr>
+          <w:left w:val="single" w:sz="18" w:space="8" w:color="2980B9"/>
+        </w:pBdr>
       </w:pPr>
       <w:r>
         <w:t xml:space="preserve">💡 Privilégiez l’utilisation des bases de données relationnelles dès que vos besoins de persistance impliquent des relations complexes entre plusieurs entités.</w:t>
@@ -190,6 +205,14 @@
     <w:p>
       <w:pPr>
         <w:pStyle w:val="SourceCode"/>
+        <w:pBdr>
+          <w:top w:val="single" w:sz="6" w:space="8" w:color="9AA5B1"/>
+          <w:left w:val="single" w:sz="6" w:space="8" w:color="9AA5B1"/>
+          <w:bottom w:val="single" w:sz="6" w:space="8" w:color="9AA5B1"/>
+          <w:right w:val="single" w:sz="6" w:space="8" w:color="9AA5B1"/>
+        </w:pBdr>
+        <w:spacing w:before="120" w:after="120" w:line="240" w:lineRule="auto"/>
+        <w:ind w:left="180" w:right="180"/>
       </w:pPr>
       <w:r>
         <w:rPr>
@@ -285,6 +308,12 @@
     <w:p>
       <w:pPr>
         <w:pStyle w:val="BlockText"/>
+        <w:shd w:val="clear" w:color="auto" w:fill="EAF6FB"/>
+        <w:spacing w:before="100" w:after="100"/>
+        <w:ind w:left="180" w:right="180"/>
+        <w:pBdr>
+          <w:left w:val="single" w:sz="18" w:space="8" w:color="2980B9"/>
+        </w:pBdr>
       </w:pPr>
       <w:r>
         <w:t xml:space="preserve">💡 Pensez toujours à fermer explicitement votre curseur et votre connexion à la fin des traitements pour libérer les ressources système verrouillées.</w:t>
@@ -330,6 +359,14 @@
     <w:p>
       <w:pPr>
         <w:pStyle w:val="SourceCode"/>
+        <w:pBdr>
+          <w:top w:val="single" w:sz="6" w:space="8" w:color="9AA5B1"/>
+          <w:left w:val="single" w:sz="6" w:space="8" w:color="9AA5B1"/>
+          <w:bottom w:val="single" w:sz="6" w:space="8" w:color="9AA5B1"/>
+          <w:right w:val="single" w:sz="6" w:space="8" w:color="9AA5B1"/>
+        </w:pBdr>
+        <w:spacing w:before="120" w:after="120" w:line="240" w:lineRule="auto"/>
+        <w:ind w:left="180" w:right="180"/>
       </w:pPr>
       <w:r>
         <w:rPr>
@@ -416,6 +453,12 @@
     <w:p>
       <w:pPr>
         <w:pStyle w:val="BlockText"/>
+        <w:shd w:val="clear" w:color="auto" w:fill="EAF6FB"/>
+        <w:spacing w:before="100" w:after="100"/>
+        <w:ind w:left="180" w:right="180"/>
+        <w:pBdr>
+          <w:left w:val="single" w:sz="18" w:space="8" w:color="2980B9"/>
+        </w:pBdr>
       </w:pPr>
       <w:r>
         <w:t xml:space="preserve">💡 Définissez rigoureusement les types de données et les contraintes (</w:t>
@@ -482,6 +525,14 @@
     <w:p>
       <w:pPr>
         <w:pStyle w:val="SourceCode"/>
+        <w:pBdr>
+          <w:top w:val="single" w:sz="6" w:space="8" w:color="9AA5B1"/>
+          <w:left w:val="single" w:sz="6" w:space="8" w:color="9AA5B1"/>
+          <w:bottom w:val="single" w:sz="6" w:space="8" w:color="9AA5B1"/>
+          <w:right w:val="single" w:sz="6" w:space="8" w:color="9AA5B1"/>
+        </w:pBdr>
+        <w:spacing w:before="120" w:after="120" w:line="240" w:lineRule="auto"/>
+        <w:ind w:left="180" w:right="180"/>
       </w:pPr>
       <w:r>
         <w:rPr>
@@ -502,6 +553,12 @@
     <w:p>
       <w:pPr>
         <w:pStyle w:val="BlockText"/>
+        <w:shd w:val="clear" w:color="auto" w:fill="EAF6FB"/>
+        <w:spacing w:before="100" w:after="100"/>
+        <w:ind w:left="180" w:right="180"/>
+        <w:pBdr>
+          <w:left w:val="single" w:sz="18" w:space="8" w:color="2980B9"/>
+        </w:pBdr>
       </w:pPr>
       <w:r>
         <w:t xml:space="preserve">💡 En cas d’erreur lors d’une transaction, utilisez l’instruction</w:t>
@@ -577,6 +634,14 @@
     <w:p>
       <w:pPr>
         <w:pStyle w:val="SourceCode"/>
+        <w:pBdr>
+          <w:top w:val="single" w:sz="6" w:space="8" w:color="9AA5B1"/>
+          <w:left w:val="single" w:sz="6" w:space="8" w:color="9AA5B1"/>
+          <w:bottom w:val="single" w:sz="6" w:space="8" w:color="9AA5B1"/>
+          <w:right w:val="single" w:sz="6" w:space="8" w:color="9AA5B1"/>
+        </w:pBdr>
+        <w:spacing w:before="120" w:after="120" w:line="240" w:lineRule="auto"/>
+        <w:ind w:left="180" w:right="180"/>
       </w:pPr>
       <w:r>
         <w:rPr>
@@ -642,6 +707,12 @@
     <w:p>
       <w:pPr>
         <w:pStyle w:val="BlockText"/>
+        <w:shd w:val="clear" w:color="auto" w:fill="EAF6FB"/>
+        <w:spacing w:before="100" w:after="100"/>
+        <w:ind w:left="180" w:right="180"/>
+        <w:pBdr>
+          <w:left w:val="single" w:sz="18" w:space="8" w:color="2980B9"/>
+        </w:pBdr>
       </w:pPr>
       <w:r>
         <w:t xml:space="preserve">💡 Utilisez toujours des requêtes paramétrées (avec des points d’interrogation</w:t>
@@ -679,6 +750,14 @@
     <w:p>
       <w:pPr>
         <w:pStyle w:val="SourceCode"/>
+        <w:pBdr>
+          <w:top w:val="single" w:sz="6" w:space="8" w:color="9AA5B1"/>
+          <w:left w:val="single" w:sz="6" w:space="8" w:color="9AA5B1"/>
+          <w:bottom w:val="single" w:sz="6" w:space="8" w:color="9AA5B1"/>
+          <w:right w:val="single" w:sz="6" w:space="8" w:color="9AA5B1"/>
+        </w:pBdr>
+        <w:spacing w:before="120" w:after="120" w:line="240" w:lineRule="auto"/>
+        <w:ind w:left="180" w:right="180"/>
       </w:pPr>
       <w:r>
         <w:rPr>
@@ -1778,29 +1857,55 @@
   <w:style w:default="1" w:styleId="Normal" w:type="paragraph">
     <w:name w:val="Normal"/>
     <w:qFormat/>
+    <w:pPr>
+      <w:spacing w:line="300" w:lineRule="auto" w:after="160"/>
+    </w:pPr>
+    <w:rPr>
+      <w:rFonts w:ascii="Cambria" w:hAnsi="Cambria"/>
+      <w:color w:val="2F3542"/>
+      <w:sz w:val="23"/>
+    </w:rPr>
   </w:style>
   <w:style w:styleId="BodyText" w:type="paragraph">
     <w:name w:val="Body Text"/>
     <w:basedOn w:val="Normal"/>
     <w:link w:val="BodyTextChar"/>
     <w:pPr>
-      <w:spacing w:after="180" w:before="180"/>
+      <w:spacing w:after="160" w:before="180" w:line="300" w:lineRule="auto"/>
     </w:pPr>
     <w:qFormat/>
+    <w:rPr>
+      <w:rFonts w:ascii="Cambria" w:hAnsi="Cambria"/>
+      <w:color w:val="2F3542"/>
+      <w:sz w:val="23"/>
+    </w:rPr>
   </w:style>
   <w:style w:customStyle="1" w:styleId="FirstParagraph" w:type="paragraph">
     <w:name w:val="First Paragraph"/>
     <w:basedOn w:val="BodyText"/>
     <w:next w:val="BodyText"/>
     <w:qFormat/>
+    <w:pPr>
+      <w:spacing w:line="300" w:lineRule="auto" w:after="160"/>
+    </w:pPr>
+    <w:rPr>
+      <w:rFonts w:ascii="Cambria" w:hAnsi="Cambria"/>
+      <w:color w:val="2F3542"/>
+      <w:sz w:val="23"/>
+    </w:rPr>
   </w:style>
   <w:style w:customStyle="1" w:styleId="Compact" w:type="paragraph">
     <w:name w:val="Compact"/>
     <w:basedOn w:val="BodyText"/>
     <w:qFormat/>
     <w:pPr>
-      <w:spacing w:after="36" w:before="36"/>
+      <w:spacing w:after="160" w:before="36" w:line="300" w:lineRule="auto"/>
     </w:pPr>
+    <w:rPr>
+      <w:rFonts w:ascii="Cambria" w:hAnsi="Cambria"/>
+      <w:color w:val="2F3542"/>
+      <w:sz w:val="23"/>
+    </w:rPr>
   </w:style>
   <w:style w:styleId="Title" w:type="paragraph">
     <w:name w:val="Title"/>
@@ -1890,15 +1995,16 @@
     <w:pPr>
       <w:keepNext/>
       <w:keepLines/>
-      <w:spacing w:after="0" w:before="480"/>
+      <w:pageBreakBefore/>
+      <w:spacing w:after="360" w:before="0"/>
       <w:outlineLvl w:val="0"/>
     </w:pPr>
     <w:rPr>
-      <w:rFonts w:asciiTheme="majorHAnsi" w:cstheme="majorBidi" w:eastAsiaTheme="majorEastAsia" w:hAnsiTheme="majorHAnsi"/>
+      <w:rFonts w:asciiTheme="majorHAnsi" w:cstheme="majorBidi" w:eastAsiaTheme="majorEastAsia" w:hAnsiTheme="majorHAnsi" w:ascii="Calibri" w:hAnsi="Calibri"/>
       <w:b/>
       <w:bCs/>
-      <w:color w:themeColor="accent1" w:val="4F81BD"/>
-      <w:sz w:val="32"/>
+      <w:color w:val="2C3E50"/>
+      <w:sz w:val="52"/>
       <w:szCs w:val="32"/>
     </w:rPr>
   </w:style>
@@ -1912,15 +2018,15 @@
     <w:pPr>
       <w:keepNext/>
       <w:keepLines/>
-      <w:spacing w:after="0" w:before="200"/>
+      <w:spacing w:after="160" w:before="440"/>
       <w:outlineLvl w:val="1"/>
     </w:pPr>
     <w:rPr>
-      <w:rFonts w:asciiTheme="majorHAnsi" w:cstheme="majorBidi" w:eastAsiaTheme="majorEastAsia" w:hAnsiTheme="majorHAnsi"/>
+      <w:rFonts w:asciiTheme="majorHAnsi" w:cstheme="majorBidi" w:eastAsiaTheme="majorEastAsia" w:hAnsiTheme="majorHAnsi" w:ascii="Calibri" w:hAnsi="Calibri"/>
       <w:b/>
       <w:bCs/>
-      <w:color w:themeColor="accent1" w:val="4F81BD"/>
-      <w:sz w:val="28"/>
+      <w:color w:val="C0502D"/>
+      <w:sz w:val="30"/>
       <w:szCs w:val="28"/>
     </w:rPr>
   </w:style>
@@ -2080,6 +2186,12 @@
       <w:spacing w:after="100" w:before="100"/>
       <w:ind w:firstLine="0" w:left="480" w:right="480"/>
     </w:pPr>
+    <w:rPr>
+      <w:rFonts w:ascii="Calibri" w:hAnsi="Calibri"/>
+      <w:i/>
+      <w:color w:val="216E9C"/>
+      <w:sz w:val="22"/>
+    </w:rPr>
   </w:style>
   <w:style w:styleId="FootnoteText" w:type="paragraph">
     <w:name w:val="Footnote Text"/>
@@ -2231,6 +2343,11 @@
     <w:pPr>
       <w:wordWrap w:val="off"/>
     </w:pPr>
+    <w:rPr>
+      <w:rFonts w:ascii="Consolas" w:hAnsi="Consolas"/>
+      <w:color w:val="2F3542"/>
+      <w:sz w:val="19"/>
+    </w:rPr>
   </w:style>
   <w:style w:type="character" w:customStyle="1" w:styleId="KeywordTok">
     <w:name w:val="KeywordTok"/>
